--- a/docs/论文/毕业论文-数据库表说明与三线表.docx
+++ b/docs/论文/毕业论文-数据库表说明与三线表.docx
@@ -2,6 +2,1704 @@
 <file path=word/document.xml><?xml version="1.0" encoding="utf-8"?>
 <w:document xmlns:wpc="http://schemas.microsoft.com/office/word/2010/wordprocessingCanvas" xmlns:mo="http://schemas.microsoft.com/office/mac/office/2008/main" xmlns:mc="http://schemas.openxmlformats.org/markup-compatibility/2006" xmlns:mv="urn:schemas-microsoft-com:mac:vml" xmlns:o="urn:schemas-microsoft-com:office:office" xmlns:r="http://schemas.openxmlformats.org/officeDocument/2006/relationships" xmlns:m="http://schemas.openxmlformats.org/officeDocument/2006/math" xmlns:v="urn:schemas-microsoft-com:vml" xmlns:wp14="http://schemas.microsoft.com/office/word/2010/wordprocessingDrawing" xmlns:wp="http://schemas.openxmlformats.org/drawingml/2006/wordprocessingDrawing" xmlns:w10="urn:schemas-microsoft-com:office:word" xmlns:w="http://schemas.openxmlformats.org/wordprocessingml/2006/main" xmlns:w14="http://schemas.microsoft.com/office/word/2010/wordml" xmlns:wpg="http://schemas.microsoft.com/office/word/2010/wordprocessingGroup" xmlns:wpi="http://schemas.microsoft.com/office/word/2010/wordprocessingInk" xmlns:wne="http://schemas.microsoft.com/office/word/2006/wordml" xmlns:wps="http://schemas.microsoft.com/office/word/2010/wordprocessingShape" mc:Ignorable="w14 wp14">
   <w:body>
+    <w:p>
+      <w:pPr>
+        <w:spacing w:before="240" w:after="120"/>
+        <w:ind w:firstLine="0"/>
+        <w:jc w:val="center"/>
+      </w:pPr>
+      <w:r>
+        <w:rPr>
+          <w:rFonts w:ascii="宋体" w:hAnsi="宋体" w:eastAsia="宋体"/>
+          <w:sz w:val="21"/>
+        </w:rPr>
+        <w:t>表4-0  数据库总览表</w:t>
+      </w:r>
+    </w:p>
+    <w:tbl>
+      <w:tblPr>
+        <w:tblStyle w:val="TableGrid"/>
+        <w:tblW w:type="auto" w:w="0"/>
+        <w:tblLook w:firstColumn="1" w:firstRow="1" w:lastColumn="0" w:lastRow="0" w:noHBand="0" w:noVBand="1" w:val="04A0"/>
+      </w:tblPr>
+      <w:tblGrid>
+        <w:gridCol w:w="2880"/>
+        <w:gridCol w:w="2880"/>
+        <w:gridCol w:w="2880"/>
+      </w:tblGrid>
+      <w:tr>
+        <w:tc>
+          <w:tcPr>
+            <w:tcW w:type="dxa" w:w="2880"/>
+            <w:tcBorders>
+              <w:top w:val="single" w:sz="12" w:color="000000"/>
+              <w:bottom w:val="single" w:sz="12" w:color="000000"/>
+            </w:tcBorders>
+          </w:tcPr>
+          <w:p>
+            <w:pPr>
+              <w:spacing w:before="60" w:after="60"/>
+            </w:pPr>
+            <w:r>
+              <w:rPr>
+                <w:rFonts w:ascii="宋体" w:hAnsi="宋体" w:eastAsia="宋体"/>
+                <w:b/>
+                <w:sz w:val="21"/>
+              </w:rPr>
+              <w:t>表名</w:t>
+            </w:r>
+          </w:p>
+        </w:tc>
+        <w:tc>
+          <w:tcPr>
+            <w:tcW w:type="dxa" w:w="2880"/>
+            <w:tcBorders>
+              <w:top w:val="single" w:sz="12" w:color="000000"/>
+              <w:bottom w:val="single" w:sz="12" w:color="000000"/>
+            </w:tcBorders>
+          </w:tcPr>
+          <w:p>
+            <w:pPr>
+              <w:spacing w:before="60" w:after="60"/>
+            </w:pPr>
+            <w:r>
+              <w:rPr>
+                <w:rFonts w:ascii="宋体" w:hAnsi="宋体" w:eastAsia="宋体"/>
+                <w:b/>
+                <w:sz w:val="21"/>
+              </w:rPr>
+              <w:t>中文名称</w:t>
+            </w:r>
+          </w:p>
+        </w:tc>
+        <w:tc>
+          <w:tcPr>
+            <w:tcW w:type="dxa" w:w="2880"/>
+            <w:tcBorders>
+              <w:top w:val="single" w:sz="12" w:color="000000"/>
+              <w:bottom w:val="single" w:sz="12" w:color="000000"/>
+            </w:tcBorders>
+          </w:tcPr>
+          <w:p>
+            <w:pPr>
+              <w:spacing w:before="60" w:after="60"/>
+            </w:pPr>
+            <w:r>
+              <w:rPr>
+                <w:rFonts w:ascii="宋体" w:hAnsi="宋体" w:eastAsia="宋体"/>
+                <w:b/>
+                <w:sz w:val="21"/>
+              </w:rPr>
+              <w:t>说明</w:t>
+            </w:r>
+          </w:p>
+        </w:tc>
+      </w:tr>
+      <w:tr>
+        <w:tc>
+          <w:tcPr>
+            <w:tcW w:type="dxa" w:w="2880"/>
+          </w:tcPr>
+          <w:p>
+            <w:pPr>
+              <w:spacing w:before="40" w:after="40"/>
+            </w:pPr>
+            <w:r>
+              <w:rPr>
+                <w:rFonts w:ascii="宋体" w:hAnsi="宋体" w:eastAsia="宋体"/>
+                <w:sz w:val="21"/>
+              </w:rPr>
+              <w:t>users</w:t>
+            </w:r>
+          </w:p>
+        </w:tc>
+        <w:tc>
+          <w:tcPr>
+            <w:tcW w:type="dxa" w:w="2880"/>
+          </w:tcPr>
+          <w:p>
+            <w:pPr>
+              <w:spacing w:before="40" w:after="40"/>
+            </w:pPr>
+            <w:r>
+              <w:rPr>
+                <w:rFonts w:ascii="宋体" w:hAnsi="宋体" w:eastAsia="宋体"/>
+                <w:sz w:val="21"/>
+              </w:rPr>
+              <w:t>用户表</w:t>
+            </w:r>
+          </w:p>
+        </w:tc>
+        <w:tc>
+          <w:tcPr>
+            <w:tcW w:type="dxa" w:w="2880"/>
+          </w:tcPr>
+          <w:p>
+            <w:pPr>
+              <w:spacing w:before="40" w:after="40"/>
+            </w:pPr>
+            <w:r>
+              <w:rPr>
+                <w:rFonts w:ascii="宋体" w:hAnsi="宋体" w:eastAsia="宋体"/>
+                <w:sz w:val="21"/>
+              </w:rPr>
+              <w:t>存储系统用户基本信息，是身份认证与权限判定的基础表</w:t>
+            </w:r>
+          </w:p>
+        </w:tc>
+      </w:tr>
+      <w:tr>
+        <w:tc>
+          <w:tcPr>
+            <w:tcW w:type="dxa" w:w="2880"/>
+          </w:tcPr>
+          <w:p>
+            <w:pPr>
+              <w:spacing w:before="40" w:after="40"/>
+            </w:pPr>
+            <w:r>
+              <w:rPr>
+                <w:rFonts w:ascii="宋体" w:hAnsi="宋体" w:eastAsia="宋体"/>
+                <w:sz w:val="21"/>
+              </w:rPr>
+              <w:t>email_verify_codes</w:t>
+            </w:r>
+          </w:p>
+        </w:tc>
+        <w:tc>
+          <w:tcPr>
+            <w:tcW w:type="dxa" w:w="2880"/>
+          </w:tcPr>
+          <w:p>
+            <w:pPr>
+              <w:spacing w:before="40" w:after="40"/>
+            </w:pPr>
+            <w:r>
+              <w:rPr>
+                <w:rFonts w:ascii="宋体" w:hAnsi="宋体" w:eastAsia="宋体"/>
+                <w:sz w:val="21"/>
+              </w:rPr>
+              <w:t>邮箱验证码表</w:t>
+            </w:r>
+          </w:p>
+        </w:tc>
+        <w:tc>
+          <w:tcPr>
+            <w:tcW w:type="dxa" w:w="2880"/>
+          </w:tcPr>
+          <w:p>
+            <w:pPr>
+              <w:spacing w:before="40" w:after="40"/>
+            </w:pPr>
+            <w:r>
+              <w:rPr>
+                <w:rFonts w:ascii="宋体" w:hAnsi="宋体" w:eastAsia="宋体"/>
+                <w:sz w:val="21"/>
+              </w:rPr>
+              <w:t>邮箱验证码（登录验证码，5分钟有效），支撑登录验证</w:t>
+            </w:r>
+          </w:p>
+        </w:tc>
+      </w:tr>
+      <w:tr>
+        <w:tc>
+          <w:tcPr>
+            <w:tcW w:type="dxa" w:w="2880"/>
+          </w:tcPr>
+          <w:p>
+            <w:pPr>
+              <w:spacing w:before="40" w:after="40"/>
+            </w:pPr>
+            <w:r>
+              <w:rPr>
+                <w:rFonts w:ascii="宋体" w:hAnsi="宋体" w:eastAsia="宋体"/>
+                <w:sz w:val="21"/>
+              </w:rPr>
+              <w:t>role_permissions</w:t>
+            </w:r>
+          </w:p>
+        </w:tc>
+        <w:tc>
+          <w:tcPr>
+            <w:tcW w:type="dxa" w:w="2880"/>
+          </w:tcPr>
+          <w:p>
+            <w:pPr>
+              <w:spacing w:before="40" w:after="40"/>
+            </w:pPr>
+            <w:r>
+              <w:rPr>
+                <w:rFonts w:ascii="宋体" w:hAnsi="宋体" w:eastAsia="宋体"/>
+                <w:sz w:val="21"/>
+              </w:rPr>
+              <w:t>角色权限表</w:t>
+            </w:r>
+          </w:p>
+        </w:tc>
+        <w:tc>
+          <w:tcPr>
+            <w:tcW w:type="dxa" w:w="2880"/>
+          </w:tcPr>
+          <w:p>
+            <w:pPr>
+              <w:spacing w:before="40" w:after="40"/>
+            </w:pPr>
+            <w:r>
+              <w:rPr>
+                <w:rFonts w:ascii="宋体" w:hAnsi="宋体" w:eastAsia="宋体"/>
+                <w:sz w:val="21"/>
+              </w:rPr>
+              <w:t>角色与功能埋点配置，支撑权限判定</w:t>
+            </w:r>
+          </w:p>
+        </w:tc>
+      </w:tr>
+      <w:tr>
+        <w:tc>
+          <w:tcPr>
+            <w:tcW w:type="dxa" w:w="2880"/>
+          </w:tcPr>
+          <w:p>
+            <w:pPr>
+              <w:spacing w:before="40" w:after="40"/>
+            </w:pPr>
+            <w:r>
+              <w:rPr>
+                <w:rFonts w:ascii="宋体" w:hAnsi="宋体" w:eastAsia="宋体"/>
+                <w:sz w:val="21"/>
+              </w:rPr>
+              <w:t>system_settings</w:t>
+            </w:r>
+          </w:p>
+        </w:tc>
+        <w:tc>
+          <w:tcPr>
+            <w:tcW w:type="dxa" w:w="2880"/>
+          </w:tcPr>
+          <w:p>
+            <w:pPr>
+              <w:spacing w:before="40" w:after="40"/>
+            </w:pPr>
+            <w:r>
+              <w:rPr>
+                <w:rFonts w:ascii="宋体" w:hAnsi="宋体" w:eastAsia="宋体"/>
+                <w:sz w:val="21"/>
+              </w:rPr>
+              <w:t>系统设置表</w:t>
+            </w:r>
+          </w:p>
+        </w:tc>
+        <w:tc>
+          <w:tcPr>
+            <w:tcW w:type="dxa" w:w="2880"/>
+          </w:tcPr>
+          <w:p>
+            <w:pPr>
+              <w:spacing w:before="40" w:after="40"/>
+            </w:pPr>
+            <w:r>
+              <w:rPr>
+                <w:rFonts w:ascii="宋体" w:hAnsi="宋体" w:eastAsia="宋体"/>
+                <w:sz w:val="21"/>
+              </w:rPr>
+              <w:t>系统全局设置，键值对存储</w:t>
+            </w:r>
+          </w:p>
+        </w:tc>
+      </w:tr>
+      <w:tr>
+        <w:tc>
+          <w:tcPr>
+            <w:tcW w:type="dxa" w:w="2880"/>
+          </w:tcPr>
+          <w:p>
+            <w:pPr>
+              <w:spacing w:before="40" w:after="40"/>
+            </w:pPr>
+            <w:r>
+              <w:rPr>
+                <w:rFonts w:ascii="宋体" w:hAnsi="宋体" w:eastAsia="宋体"/>
+                <w:sz w:val="21"/>
+              </w:rPr>
+              <w:t>user_settings</w:t>
+            </w:r>
+          </w:p>
+        </w:tc>
+        <w:tc>
+          <w:tcPr>
+            <w:tcW w:type="dxa" w:w="2880"/>
+          </w:tcPr>
+          <w:p>
+            <w:pPr>
+              <w:spacing w:before="40" w:after="40"/>
+            </w:pPr>
+            <w:r>
+              <w:rPr>
+                <w:rFonts w:ascii="宋体" w:hAnsi="宋体" w:eastAsia="宋体"/>
+                <w:sz w:val="21"/>
+              </w:rPr>
+              <w:t>用户设置表</w:t>
+            </w:r>
+          </w:p>
+        </w:tc>
+        <w:tc>
+          <w:tcPr>
+            <w:tcW w:type="dxa" w:w="2880"/>
+          </w:tcPr>
+          <w:p>
+            <w:pPr>
+              <w:spacing w:before="40" w:after="40"/>
+            </w:pPr>
+            <w:r>
+              <w:rPr>
+                <w:rFonts w:ascii="宋体" w:hAnsi="宋体" w:eastAsia="宋体"/>
+                <w:sz w:val="21"/>
+              </w:rPr>
+              <w:t>用户个人设置</w:t>
+            </w:r>
+          </w:p>
+        </w:tc>
+      </w:tr>
+      <w:tr>
+        <w:tc>
+          <w:tcPr>
+            <w:tcW w:type="dxa" w:w="2880"/>
+          </w:tcPr>
+          <w:p>
+            <w:pPr>
+              <w:spacing w:before="40" w:after="40"/>
+            </w:pPr>
+            <w:r>
+              <w:rPr>
+                <w:rFonts w:ascii="宋体" w:hAnsi="宋体" w:eastAsia="宋体"/>
+                <w:sz w:val="21"/>
+              </w:rPr>
+              <w:t>projects</w:t>
+            </w:r>
+          </w:p>
+        </w:tc>
+        <w:tc>
+          <w:tcPr>
+            <w:tcW w:type="dxa" w:w="2880"/>
+          </w:tcPr>
+          <w:p>
+            <w:pPr>
+              <w:spacing w:before="40" w:after="40"/>
+            </w:pPr>
+            <w:r>
+              <w:rPr>
+                <w:rFonts w:ascii="宋体" w:hAnsi="宋体" w:eastAsia="宋体"/>
+                <w:sz w:val="21"/>
+              </w:rPr>
+              <w:t>项目表</w:t>
+            </w:r>
+          </w:p>
+        </w:tc>
+        <w:tc>
+          <w:tcPr>
+            <w:tcW w:type="dxa" w:w="2880"/>
+          </w:tcPr>
+          <w:p>
+            <w:pPr>
+              <w:spacing w:before="40" w:after="40"/>
+            </w:pPr>
+            <w:r>
+              <w:rPr>
+                <w:rFonts w:ascii="宋体" w:hAnsi="宋体" w:eastAsia="宋体"/>
+                <w:sz w:val="21"/>
+              </w:rPr>
+              <w:t>存储测试项目基本信息</w:t>
+            </w:r>
+          </w:p>
+        </w:tc>
+      </w:tr>
+      <w:tr>
+        <w:tc>
+          <w:tcPr>
+            <w:tcW w:type="dxa" w:w="2880"/>
+          </w:tcPr>
+          <w:p>
+            <w:pPr>
+              <w:spacing w:before="40" w:after="40"/>
+            </w:pPr>
+            <w:r>
+              <w:rPr>
+                <w:rFonts w:ascii="宋体" w:hAnsi="宋体" w:eastAsia="宋体"/>
+                <w:sz w:val="21"/>
+              </w:rPr>
+              <w:t>version_requirements</w:t>
+            </w:r>
+          </w:p>
+        </w:tc>
+        <w:tc>
+          <w:tcPr>
+            <w:tcW w:type="dxa" w:w="2880"/>
+          </w:tcPr>
+          <w:p>
+            <w:pPr>
+              <w:spacing w:before="40" w:after="40"/>
+            </w:pPr>
+            <w:r>
+              <w:rPr>
+                <w:rFonts w:ascii="宋体" w:hAnsi="宋体" w:eastAsia="宋体"/>
+                <w:sz w:val="21"/>
+              </w:rPr>
+              <w:t>版本需求表</w:t>
+            </w:r>
+          </w:p>
+        </w:tc>
+        <w:tc>
+          <w:tcPr>
+            <w:tcW w:type="dxa" w:w="2880"/>
+          </w:tcPr>
+          <w:p>
+            <w:pPr>
+              <w:spacing w:before="40" w:after="40"/>
+            </w:pPr>
+            <w:r>
+              <w:rPr>
+                <w:rFonts w:ascii="宋体" w:hAnsi="宋体" w:eastAsia="宋体"/>
+                <w:sz w:val="21"/>
+              </w:rPr>
+              <w:t>版本需求信息，关联项目与迭代</w:t>
+            </w:r>
+          </w:p>
+        </w:tc>
+      </w:tr>
+      <w:tr>
+        <w:tc>
+          <w:tcPr>
+            <w:tcW w:type="dxa" w:w="2880"/>
+          </w:tcPr>
+          <w:p>
+            <w:pPr>
+              <w:spacing w:before="40" w:after="40"/>
+            </w:pPr>
+            <w:r>
+              <w:rPr>
+                <w:rFonts w:ascii="宋体" w:hAnsi="宋体" w:eastAsia="宋体"/>
+                <w:sz w:val="21"/>
+              </w:rPr>
+              <w:t>project_members</w:t>
+            </w:r>
+          </w:p>
+        </w:tc>
+        <w:tc>
+          <w:tcPr>
+            <w:tcW w:type="dxa" w:w="2880"/>
+          </w:tcPr>
+          <w:p>
+            <w:pPr>
+              <w:spacing w:before="40" w:after="40"/>
+            </w:pPr>
+            <w:r>
+              <w:rPr>
+                <w:rFonts w:ascii="宋体" w:hAnsi="宋体" w:eastAsia="宋体"/>
+                <w:sz w:val="21"/>
+              </w:rPr>
+              <w:t>项目成员表</w:t>
+            </w:r>
+          </w:p>
+        </w:tc>
+        <w:tc>
+          <w:tcPr>
+            <w:tcW w:type="dxa" w:w="2880"/>
+          </w:tcPr>
+          <w:p>
+            <w:pPr>
+              <w:spacing w:before="40" w:after="40"/>
+            </w:pPr>
+            <w:r>
+              <w:rPr>
+                <w:rFonts w:ascii="宋体" w:hAnsi="宋体" w:eastAsia="宋体"/>
+                <w:sz w:val="21"/>
+              </w:rPr>
+              <w:t>项目与用户的多对多关系及成员在项目内的角色</w:t>
+            </w:r>
+          </w:p>
+        </w:tc>
+      </w:tr>
+      <w:tr>
+        <w:tc>
+          <w:tcPr>
+            <w:tcW w:type="dxa" w:w="2880"/>
+          </w:tcPr>
+          <w:p>
+            <w:pPr>
+              <w:spacing w:before="40" w:after="40"/>
+            </w:pPr>
+            <w:r>
+              <w:rPr>
+                <w:rFonts w:ascii="宋体" w:hAnsi="宋体" w:eastAsia="宋体"/>
+                <w:sz w:val="21"/>
+              </w:rPr>
+              <w:t>iterations</w:t>
+            </w:r>
+          </w:p>
+        </w:tc>
+        <w:tc>
+          <w:tcPr>
+            <w:tcW w:type="dxa" w:w="2880"/>
+          </w:tcPr>
+          <w:p>
+            <w:pPr>
+              <w:spacing w:before="40" w:after="40"/>
+            </w:pPr>
+            <w:r>
+              <w:rPr>
+                <w:rFonts w:ascii="宋体" w:hAnsi="宋体" w:eastAsia="宋体"/>
+                <w:sz w:val="21"/>
+              </w:rPr>
+              <w:t>迭代表</w:t>
+            </w:r>
+          </w:p>
+        </w:tc>
+        <w:tc>
+          <w:tcPr>
+            <w:tcW w:type="dxa" w:w="2880"/>
+          </w:tcPr>
+          <w:p>
+            <w:pPr>
+              <w:spacing w:before="40" w:after="40"/>
+            </w:pPr>
+            <w:r>
+              <w:rPr>
+                <w:rFonts w:ascii="宋体" w:hAnsi="宋体" w:eastAsia="宋体"/>
+                <w:sz w:val="21"/>
+              </w:rPr>
+              <w:t>迭代信息，关联项目</w:t>
+            </w:r>
+          </w:p>
+        </w:tc>
+      </w:tr>
+      <w:tr>
+        <w:tc>
+          <w:tcPr>
+            <w:tcW w:type="dxa" w:w="2880"/>
+          </w:tcPr>
+          <w:p>
+            <w:pPr>
+              <w:spacing w:before="40" w:after="40"/>
+            </w:pPr>
+            <w:r>
+              <w:rPr>
+                <w:rFonts w:ascii="宋体" w:hAnsi="宋体" w:eastAsia="宋体"/>
+                <w:sz w:val="21"/>
+              </w:rPr>
+              <w:t>agents</w:t>
+            </w:r>
+          </w:p>
+        </w:tc>
+        <w:tc>
+          <w:tcPr>
+            <w:tcW w:type="dxa" w:w="2880"/>
+          </w:tcPr>
+          <w:p>
+            <w:pPr>
+              <w:spacing w:before="40" w:after="40"/>
+            </w:pPr>
+            <w:r>
+              <w:rPr>
+                <w:rFonts w:ascii="宋体" w:hAnsi="宋体" w:eastAsia="宋体"/>
+                <w:sz w:val="21"/>
+              </w:rPr>
+              <w:t>Agent表</w:t>
+            </w:r>
+          </w:p>
+        </w:tc>
+        <w:tc>
+          <w:tcPr>
+            <w:tcW w:type="dxa" w:w="2880"/>
+          </w:tcPr>
+          <w:p>
+            <w:pPr>
+              <w:spacing w:before="40" w:after="40"/>
+            </w:pPr>
+            <w:r>
+              <w:rPr>
+                <w:rFonts w:ascii="宋体" w:hAnsi="宋体" w:eastAsia="宋体"/>
+                <w:sz w:val="21"/>
+              </w:rPr>
+              <w:t>本机Agent（每台管理USB设备的电脑运行的Agent程序）</w:t>
+            </w:r>
+          </w:p>
+        </w:tc>
+      </w:tr>
+      <w:tr>
+        <w:tc>
+          <w:tcPr>
+            <w:tcW w:type="dxa" w:w="2880"/>
+          </w:tcPr>
+          <w:p>
+            <w:pPr>
+              <w:spacing w:before="40" w:after="40"/>
+            </w:pPr>
+            <w:r>
+              <w:rPr>
+                <w:rFonts w:ascii="宋体" w:hAnsi="宋体" w:eastAsia="宋体"/>
+                <w:sz w:val="21"/>
+              </w:rPr>
+              <w:t>user_agent_bindings</w:t>
+            </w:r>
+          </w:p>
+        </w:tc>
+        <w:tc>
+          <w:tcPr>
+            <w:tcW w:type="dxa" w:w="2880"/>
+          </w:tcPr>
+          <w:p>
+            <w:pPr>
+              <w:spacing w:before="40" w:after="40"/>
+            </w:pPr>
+            <w:r>
+              <w:rPr>
+                <w:rFonts w:ascii="宋体" w:hAnsi="宋体" w:eastAsia="宋体"/>
+                <w:sz w:val="21"/>
+              </w:rPr>
+              <w:t>用户Agent绑定表</w:t>
+            </w:r>
+          </w:p>
+        </w:tc>
+        <w:tc>
+          <w:tcPr>
+            <w:tcW w:type="dxa" w:w="2880"/>
+          </w:tcPr>
+          <w:p>
+            <w:pPr>
+              <w:spacing w:before="40" w:after="40"/>
+            </w:pPr>
+            <w:r>
+              <w:rPr>
+                <w:rFonts w:ascii="宋体" w:hAnsi="宋体" w:eastAsia="宋体"/>
+                <w:sz w:val="21"/>
+              </w:rPr>
+              <w:t>用户与Agent的绑定关系，一个用户当前只绑定一台本机Agent</w:t>
+            </w:r>
+          </w:p>
+        </w:tc>
+      </w:tr>
+      <w:tr>
+        <w:tc>
+          <w:tcPr>
+            <w:tcW w:type="dxa" w:w="2880"/>
+          </w:tcPr>
+          <w:p>
+            <w:pPr>
+              <w:spacing w:before="40" w:after="40"/>
+            </w:pPr>
+            <w:r>
+              <w:rPr>
+                <w:rFonts w:ascii="宋体" w:hAnsi="宋体" w:eastAsia="宋体"/>
+                <w:sz w:val="21"/>
+              </w:rPr>
+              <w:t>agent_binding_codes</w:t>
+            </w:r>
+          </w:p>
+        </w:tc>
+        <w:tc>
+          <w:tcPr>
+            <w:tcW w:type="dxa" w:w="2880"/>
+          </w:tcPr>
+          <w:p>
+            <w:pPr>
+              <w:spacing w:before="40" w:after="40"/>
+            </w:pPr>
+            <w:r>
+              <w:rPr>
+                <w:rFonts w:ascii="宋体" w:hAnsi="宋体" w:eastAsia="宋体"/>
+                <w:sz w:val="21"/>
+              </w:rPr>
+              <w:t>Agent绑定码表</w:t>
+            </w:r>
+          </w:p>
+        </w:tc>
+        <w:tc>
+          <w:tcPr>
+            <w:tcW w:type="dxa" w:w="2880"/>
+          </w:tcPr>
+          <w:p>
+            <w:pPr>
+              <w:spacing w:before="40" w:after="40"/>
+            </w:pPr>
+            <w:r>
+              <w:rPr>
+                <w:rFonts w:ascii="宋体" w:hAnsi="宋体" w:eastAsia="宋体"/>
+                <w:sz w:val="21"/>
+              </w:rPr>
+              <w:t>绑定码，供一键绑定或Agent输入完成绑定，短期有效</w:t>
+            </w:r>
+          </w:p>
+        </w:tc>
+      </w:tr>
+      <w:tr>
+        <w:tc>
+          <w:tcPr>
+            <w:tcW w:type="dxa" w:w="2880"/>
+          </w:tcPr>
+          <w:p>
+            <w:pPr>
+              <w:spacing w:before="40" w:after="40"/>
+            </w:pPr>
+            <w:r>
+              <w:rPr>
+                <w:rFonts w:ascii="宋体" w:hAnsi="宋体" w:eastAsia="宋体"/>
+                <w:sz w:val="21"/>
+              </w:rPr>
+              <w:t>devices</w:t>
+            </w:r>
+          </w:p>
+        </w:tc>
+        <w:tc>
+          <w:tcPr>
+            <w:tcW w:type="dxa" w:w="2880"/>
+          </w:tcPr>
+          <w:p>
+            <w:pPr>
+              <w:spacing w:before="40" w:after="40"/>
+            </w:pPr>
+            <w:r>
+              <w:rPr>
+                <w:rFonts w:ascii="宋体" w:hAnsi="宋体" w:eastAsia="宋体"/>
+                <w:sz w:val="21"/>
+              </w:rPr>
+              <w:t>设备表</w:t>
+            </w:r>
+          </w:p>
+        </w:tc>
+        <w:tc>
+          <w:tcPr>
+            <w:tcW w:type="dxa" w:w="2880"/>
+          </w:tcPr>
+          <w:p>
+            <w:pPr>
+              <w:spacing w:before="40" w:after="40"/>
+            </w:pPr>
+            <w:r>
+              <w:rPr>
+                <w:rFonts w:ascii="宋体" w:hAnsi="宋体" w:eastAsia="宋体"/>
+                <w:sz w:val="21"/>
+              </w:rPr>
+              <w:t>存储测试用移动设备信息</w:t>
+            </w:r>
+          </w:p>
+        </w:tc>
+      </w:tr>
+      <w:tr>
+        <w:tc>
+          <w:tcPr>
+            <w:tcW w:type="dxa" w:w="2880"/>
+          </w:tcPr>
+          <w:p>
+            <w:pPr>
+              <w:spacing w:before="40" w:after="40"/>
+            </w:pPr>
+            <w:r>
+              <w:rPr>
+                <w:rFonts w:ascii="宋体" w:hAnsi="宋体" w:eastAsia="宋体"/>
+                <w:sz w:val="21"/>
+              </w:rPr>
+              <w:t>test_suites</w:t>
+            </w:r>
+          </w:p>
+        </w:tc>
+        <w:tc>
+          <w:tcPr>
+            <w:tcW w:type="dxa" w:w="2880"/>
+          </w:tcPr>
+          <w:p>
+            <w:pPr>
+              <w:spacing w:before="40" w:after="40"/>
+            </w:pPr>
+            <w:r>
+              <w:rPr>
+                <w:rFonts w:ascii="宋体" w:hAnsi="宋体" w:eastAsia="宋体"/>
+                <w:sz w:val="21"/>
+              </w:rPr>
+              <w:t>测试套件表</w:t>
+            </w:r>
+          </w:p>
+        </w:tc>
+        <w:tc>
+          <w:tcPr>
+            <w:tcW w:type="dxa" w:w="2880"/>
+          </w:tcPr>
+          <w:p>
+            <w:pPr>
+              <w:spacing w:before="40" w:after="40"/>
+            </w:pPr>
+            <w:r>
+              <w:rPr>
+                <w:rFonts w:ascii="宋体" w:hAnsi="宋体" w:eastAsia="宋体"/>
+                <w:sz w:val="21"/>
+              </w:rPr>
+              <w:t>测试套件/用例集，含脑图数据与评审状态</w:t>
+            </w:r>
+          </w:p>
+        </w:tc>
+      </w:tr>
+      <w:tr>
+        <w:tc>
+          <w:tcPr>
+            <w:tcW w:type="dxa" w:w="2880"/>
+          </w:tcPr>
+          <w:p>
+            <w:pPr>
+              <w:spacing w:before="40" w:after="40"/>
+            </w:pPr>
+            <w:r>
+              <w:rPr>
+                <w:rFonts w:ascii="宋体" w:hAnsi="宋体" w:eastAsia="宋体"/>
+                <w:sz w:val="21"/>
+              </w:rPr>
+              <w:t>mindmap_versions</w:t>
+            </w:r>
+          </w:p>
+        </w:tc>
+        <w:tc>
+          <w:tcPr>
+            <w:tcW w:type="dxa" w:w="2880"/>
+          </w:tcPr>
+          <w:p>
+            <w:pPr>
+              <w:spacing w:before="40" w:after="40"/>
+            </w:pPr>
+            <w:r>
+              <w:rPr>
+                <w:rFonts w:ascii="宋体" w:hAnsi="宋体" w:eastAsia="宋体"/>
+                <w:sz w:val="21"/>
+              </w:rPr>
+              <w:t>脑图版本表</w:t>
+            </w:r>
+          </w:p>
+        </w:tc>
+        <w:tc>
+          <w:tcPr>
+            <w:tcW w:type="dxa" w:w="2880"/>
+          </w:tcPr>
+          <w:p>
+            <w:pPr>
+              <w:spacing w:before="40" w:after="40"/>
+            </w:pPr>
+            <w:r>
+              <w:rPr>
+                <w:rFonts w:ascii="宋体" w:hAnsi="宋体" w:eastAsia="宋体"/>
+                <w:sz w:val="21"/>
+              </w:rPr>
+              <w:t>脑图编辑版本快照，用于回退</w:t>
+            </w:r>
+          </w:p>
+        </w:tc>
+      </w:tr>
+      <w:tr>
+        <w:tc>
+          <w:tcPr>
+            <w:tcW w:type="dxa" w:w="2880"/>
+          </w:tcPr>
+          <w:p>
+            <w:pPr>
+              <w:spacing w:before="40" w:after="40"/>
+            </w:pPr>
+            <w:r>
+              <w:rPr>
+                <w:rFonts w:ascii="宋体" w:hAnsi="宋体" w:eastAsia="宋体"/>
+                <w:sz w:val="21"/>
+              </w:rPr>
+              <w:t>test_suite_review_tasks</w:t>
+            </w:r>
+          </w:p>
+        </w:tc>
+        <w:tc>
+          <w:tcPr>
+            <w:tcW w:type="dxa" w:w="2880"/>
+          </w:tcPr>
+          <w:p>
+            <w:pPr>
+              <w:spacing w:before="40" w:after="40"/>
+            </w:pPr>
+            <w:r>
+              <w:rPr>
+                <w:rFonts w:ascii="宋体" w:hAnsi="宋体" w:eastAsia="宋体"/>
+                <w:sz w:val="21"/>
+              </w:rPr>
+              <w:t>用例集评审任务表</w:t>
+            </w:r>
+          </w:p>
+        </w:tc>
+        <w:tc>
+          <w:tcPr>
+            <w:tcW w:type="dxa" w:w="2880"/>
+          </w:tcPr>
+          <w:p>
+            <w:pPr>
+              <w:spacing w:before="40" w:after="40"/>
+            </w:pPr>
+            <w:r>
+              <w:rPr>
+                <w:rFonts w:ascii="宋体" w:hAnsi="宋体" w:eastAsia="宋体"/>
+                <w:sz w:val="21"/>
+              </w:rPr>
+              <w:t>用例集评审任务</w:t>
+            </w:r>
+          </w:p>
+        </w:tc>
+      </w:tr>
+      <w:tr>
+        <w:tc>
+          <w:tcPr>
+            <w:tcW w:type="dxa" w:w="2880"/>
+          </w:tcPr>
+          <w:p>
+            <w:pPr>
+              <w:spacing w:before="40" w:after="40"/>
+            </w:pPr>
+            <w:r>
+              <w:rPr>
+                <w:rFonts w:ascii="宋体" w:hAnsi="宋体" w:eastAsia="宋体"/>
+                <w:sz w:val="21"/>
+              </w:rPr>
+              <w:t>test_case_review_details</w:t>
+            </w:r>
+          </w:p>
+        </w:tc>
+        <w:tc>
+          <w:tcPr>
+            <w:tcW w:type="dxa" w:w="2880"/>
+          </w:tcPr>
+          <w:p>
+            <w:pPr>
+              <w:spacing w:before="40" w:after="40"/>
+            </w:pPr>
+            <w:r>
+              <w:rPr>
+                <w:rFonts w:ascii="宋体" w:hAnsi="宋体" w:eastAsia="宋体"/>
+                <w:sz w:val="21"/>
+              </w:rPr>
+              <w:t>用例评审详情表</w:t>
+            </w:r>
+          </w:p>
+        </w:tc>
+        <w:tc>
+          <w:tcPr>
+            <w:tcW w:type="dxa" w:w="2880"/>
+          </w:tcPr>
+          <w:p>
+            <w:pPr>
+              <w:spacing w:before="40" w:after="40"/>
+            </w:pPr>
+            <w:r>
+              <w:rPr>
+                <w:rFonts w:ascii="宋体" w:hAnsi="宋体" w:eastAsia="宋体"/>
+                <w:sz w:val="21"/>
+              </w:rPr>
+              <w:t>单条用例评审详情，关联评审任务与用例</w:t>
+            </w:r>
+          </w:p>
+        </w:tc>
+      </w:tr>
+      <w:tr>
+        <w:tc>
+          <w:tcPr>
+            <w:tcW w:type="dxa" w:w="2880"/>
+          </w:tcPr>
+          <w:p>
+            <w:pPr>
+              <w:spacing w:before="40" w:after="40"/>
+            </w:pPr>
+            <w:r>
+              <w:rPr>
+                <w:rFonts w:ascii="宋体" w:hAnsi="宋体" w:eastAsia="宋体"/>
+                <w:sz w:val="21"/>
+              </w:rPr>
+              <w:t>test_suite_review_history</w:t>
+            </w:r>
+          </w:p>
+        </w:tc>
+        <w:tc>
+          <w:tcPr>
+            <w:tcW w:type="dxa" w:w="2880"/>
+          </w:tcPr>
+          <w:p>
+            <w:pPr>
+              <w:spacing w:before="40" w:after="40"/>
+            </w:pPr>
+            <w:r>
+              <w:rPr>
+                <w:rFonts w:ascii="宋体" w:hAnsi="宋体" w:eastAsia="宋体"/>
+                <w:sz w:val="21"/>
+              </w:rPr>
+              <w:t>用例集评审历史表</w:t>
+            </w:r>
+          </w:p>
+        </w:tc>
+        <w:tc>
+          <w:tcPr>
+            <w:tcW w:type="dxa" w:w="2880"/>
+          </w:tcPr>
+          <w:p>
+            <w:pPr>
+              <w:spacing w:before="40" w:after="40"/>
+            </w:pPr>
+            <w:r>
+              <w:rPr>
+                <w:rFonts w:ascii="宋体" w:hAnsi="宋体" w:eastAsia="宋体"/>
+                <w:sz w:val="21"/>
+              </w:rPr>
+              <w:t>评审历史记录</w:t>
+            </w:r>
+          </w:p>
+        </w:tc>
+      </w:tr>
+      <w:tr>
+        <w:tc>
+          <w:tcPr>
+            <w:tcW w:type="dxa" w:w="2880"/>
+          </w:tcPr>
+          <w:p>
+            <w:pPr>
+              <w:spacing w:before="40" w:after="40"/>
+            </w:pPr>
+            <w:r>
+              <w:rPr>
+                <w:rFonts w:ascii="宋体" w:hAnsi="宋体" w:eastAsia="宋体"/>
+                <w:sz w:val="21"/>
+              </w:rPr>
+              <w:t>test_case_review_history</w:t>
+            </w:r>
+          </w:p>
+        </w:tc>
+        <w:tc>
+          <w:tcPr>
+            <w:tcW w:type="dxa" w:w="2880"/>
+          </w:tcPr>
+          <w:p>
+            <w:pPr>
+              <w:spacing w:before="40" w:after="40"/>
+            </w:pPr>
+            <w:r>
+              <w:rPr>
+                <w:rFonts w:ascii="宋体" w:hAnsi="宋体" w:eastAsia="宋体"/>
+                <w:sz w:val="21"/>
+              </w:rPr>
+              <w:t>用例评审历史表</w:t>
+            </w:r>
+          </w:p>
+        </w:tc>
+        <w:tc>
+          <w:tcPr>
+            <w:tcW w:type="dxa" w:w="2880"/>
+          </w:tcPr>
+          <w:p>
+            <w:pPr>
+              <w:spacing w:before="40" w:after="40"/>
+            </w:pPr>
+            <w:r>
+              <w:rPr>
+                <w:rFonts w:ascii="宋体" w:hAnsi="宋体" w:eastAsia="宋体"/>
+                <w:sz w:val="21"/>
+              </w:rPr>
+              <w:t>用例评审历史记录</w:t>
+            </w:r>
+          </w:p>
+        </w:tc>
+      </w:tr>
+      <w:tr>
+        <w:tc>
+          <w:tcPr>
+            <w:tcW w:type="dxa" w:w="2880"/>
+          </w:tcPr>
+          <w:p>
+            <w:pPr>
+              <w:spacing w:before="40" w:after="40"/>
+            </w:pPr>
+            <w:r>
+              <w:rPr>
+                <w:rFonts w:ascii="宋体" w:hAnsi="宋体" w:eastAsia="宋体"/>
+                <w:sz w:val="21"/>
+              </w:rPr>
+              <w:t>test_cases</w:t>
+            </w:r>
+          </w:p>
+        </w:tc>
+        <w:tc>
+          <w:tcPr>
+            <w:tcW w:type="dxa" w:w="2880"/>
+          </w:tcPr>
+          <w:p>
+            <w:pPr>
+              <w:spacing w:before="40" w:after="40"/>
+            </w:pPr>
+            <w:r>
+              <w:rPr>
+                <w:rFonts w:ascii="宋体" w:hAnsi="宋体" w:eastAsia="宋体"/>
+                <w:sz w:val="21"/>
+              </w:rPr>
+              <w:t>测试用例表</w:t>
+            </w:r>
+          </w:p>
+        </w:tc>
+        <w:tc>
+          <w:tcPr>
+            <w:tcW w:type="dxa" w:w="2880"/>
+          </w:tcPr>
+          <w:p>
+            <w:pPr>
+              <w:spacing w:before="40" w:after="40"/>
+            </w:pPr>
+            <w:r>
+              <w:rPr>
+                <w:rFonts w:ascii="宋体" w:hAnsi="宋体" w:eastAsia="宋体"/>
+                <w:sz w:val="21"/>
+              </w:rPr>
+              <w:t>测试用例</w:t>
+            </w:r>
+          </w:p>
+        </w:tc>
+      </w:tr>
+      <w:tr>
+        <w:tc>
+          <w:tcPr>
+            <w:tcW w:type="dxa" w:w="2880"/>
+          </w:tcPr>
+          <w:p>
+            <w:pPr>
+              <w:spacing w:before="40" w:after="40"/>
+            </w:pPr>
+            <w:r>
+              <w:rPr>
+                <w:rFonts w:ascii="宋体" w:hAnsi="宋体" w:eastAsia="宋体"/>
+                <w:sz w:val="21"/>
+              </w:rPr>
+              <w:t>case_tags</w:t>
+            </w:r>
+          </w:p>
+        </w:tc>
+        <w:tc>
+          <w:tcPr>
+            <w:tcW w:type="dxa" w:w="2880"/>
+          </w:tcPr>
+          <w:p>
+            <w:pPr>
+              <w:spacing w:before="40" w:after="40"/>
+            </w:pPr>
+            <w:r>
+              <w:rPr>
+                <w:rFonts w:ascii="宋体" w:hAnsi="宋体" w:eastAsia="宋体"/>
+                <w:sz w:val="21"/>
+              </w:rPr>
+              <w:t>用例标签表</w:t>
+            </w:r>
+          </w:p>
+        </w:tc>
+        <w:tc>
+          <w:tcPr>
+            <w:tcW w:type="dxa" w:w="2880"/>
+          </w:tcPr>
+          <w:p>
+            <w:pPr>
+              <w:spacing w:before="40" w:after="40"/>
+            </w:pPr>
+            <w:r>
+              <w:rPr>
+                <w:rFonts w:ascii="宋体" w:hAnsi="宋体" w:eastAsia="宋体"/>
+                <w:sz w:val="21"/>
+              </w:rPr>
+              <w:t>用例标签字典，按项目维护</w:t>
+            </w:r>
+          </w:p>
+        </w:tc>
+      </w:tr>
+      <w:tr>
+        <w:tc>
+          <w:tcPr>
+            <w:tcW w:type="dxa" w:w="2880"/>
+          </w:tcPr>
+          <w:p>
+            <w:pPr>
+              <w:spacing w:before="40" w:after="40"/>
+            </w:pPr>
+            <w:r>
+              <w:rPr>
+                <w:rFonts w:ascii="宋体" w:hAnsi="宋体" w:eastAsia="宋体"/>
+                <w:sz w:val="21"/>
+              </w:rPr>
+              <w:t>case_markers</w:t>
+            </w:r>
+          </w:p>
+        </w:tc>
+        <w:tc>
+          <w:tcPr>
+            <w:tcW w:type="dxa" w:w="2880"/>
+          </w:tcPr>
+          <w:p>
+            <w:pPr>
+              <w:spacing w:before="40" w:after="40"/>
+            </w:pPr>
+            <w:r>
+              <w:rPr>
+                <w:rFonts w:ascii="宋体" w:hAnsi="宋体" w:eastAsia="宋体"/>
+                <w:sz w:val="21"/>
+              </w:rPr>
+              <w:t>用例标记表</w:t>
+            </w:r>
+          </w:p>
+        </w:tc>
+        <w:tc>
+          <w:tcPr>
+            <w:tcW w:type="dxa" w:w="2880"/>
+          </w:tcPr>
+          <w:p>
+            <w:pPr>
+              <w:spacing w:before="40" w:after="40"/>
+            </w:pPr>
+            <w:r>
+              <w:rPr>
+                <w:rFonts w:ascii="宋体" w:hAnsi="宋体" w:eastAsia="宋体"/>
+                <w:sz w:val="21"/>
+              </w:rPr>
+              <w:t>用例标记字典，按项目维护</w:t>
+            </w:r>
+          </w:p>
+        </w:tc>
+      </w:tr>
+      <w:tr>
+        <w:tc>
+          <w:tcPr>
+            <w:tcW w:type="dxa" w:w="2880"/>
+          </w:tcPr>
+          <w:p>
+            <w:pPr>
+              <w:spacing w:before="40" w:after="40"/>
+            </w:pPr>
+            <w:r>
+              <w:rPr>
+                <w:rFonts w:ascii="宋体" w:hAnsi="宋体" w:eastAsia="宋体"/>
+                <w:sz w:val="21"/>
+              </w:rPr>
+              <w:t>task_case_snapshots</w:t>
+            </w:r>
+          </w:p>
+        </w:tc>
+        <w:tc>
+          <w:tcPr>
+            <w:tcW w:type="dxa" w:w="2880"/>
+          </w:tcPr>
+          <w:p>
+            <w:pPr>
+              <w:spacing w:before="40" w:after="40"/>
+            </w:pPr>
+            <w:r>
+              <w:rPr>
+                <w:rFonts w:ascii="宋体" w:hAnsi="宋体" w:eastAsia="宋体"/>
+                <w:sz w:val="21"/>
+              </w:rPr>
+              <w:t>任务用例快照表</w:t>
+            </w:r>
+          </w:p>
+        </w:tc>
+        <w:tc>
+          <w:tcPr>
+            <w:tcW w:type="dxa" w:w="2880"/>
+          </w:tcPr>
+          <w:p>
+            <w:pPr>
+              <w:spacing w:before="40" w:after="40"/>
+            </w:pPr>
+            <w:r>
+              <w:rPr>
+                <w:rFonts w:ascii="宋体" w:hAnsi="宋体" w:eastAsia="宋体"/>
+                <w:sz w:val="21"/>
+              </w:rPr>
+              <w:t>任务关联用例快照，用于历史追溯</w:t>
+            </w:r>
+          </w:p>
+        </w:tc>
+      </w:tr>
+      <w:tr>
+        <w:tc>
+          <w:tcPr>
+            <w:tcW w:type="dxa" w:w="2880"/>
+          </w:tcPr>
+          <w:p>
+            <w:pPr>
+              <w:spacing w:before="40" w:after="40"/>
+            </w:pPr>
+            <w:r>
+              <w:rPr>
+                <w:rFonts w:ascii="宋体" w:hAnsi="宋体" w:eastAsia="宋体"/>
+                <w:sz w:val="21"/>
+              </w:rPr>
+              <w:t>task_case_relation</w:t>
+            </w:r>
+          </w:p>
+        </w:tc>
+        <w:tc>
+          <w:tcPr>
+            <w:tcW w:type="dxa" w:w="2880"/>
+          </w:tcPr>
+          <w:p>
+            <w:pPr>
+              <w:spacing w:before="40" w:after="40"/>
+            </w:pPr>
+            <w:r>
+              <w:rPr>
+                <w:rFonts w:ascii="宋体" w:hAnsi="宋体" w:eastAsia="宋体"/>
+                <w:sz w:val="21"/>
+              </w:rPr>
+              <w:t>任务-用例关联表</w:t>
+            </w:r>
+          </w:p>
+        </w:tc>
+        <w:tc>
+          <w:tcPr>
+            <w:tcW w:type="dxa" w:w="2880"/>
+          </w:tcPr>
+          <w:p>
+            <w:pPr>
+              <w:spacing w:before="40" w:after="40"/>
+            </w:pPr>
+            <w:r>
+              <w:rPr>
+                <w:rFonts w:ascii="宋体" w:hAnsi="宋体" w:eastAsia="宋体"/>
+                <w:sz w:val="21"/>
+              </w:rPr>
+              <w:t>测试任务与测试用例的多对多关联</w:t>
+            </w:r>
+          </w:p>
+        </w:tc>
+      </w:tr>
+      <w:tr>
+        <w:tc>
+          <w:tcPr>
+            <w:tcW w:type="dxa" w:w="2880"/>
+          </w:tcPr>
+          <w:p>
+            <w:pPr>
+              <w:spacing w:before="40" w:after="40"/>
+            </w:pPr>
+            <w:r>
+              <w:rPr>
+                <w:rFonts w:ascii="宋体" w:hAnsi="宋体" w:eastAsia="宋体"/>
+                <w:sz w:val="21"/>
+              </w:rPr>
+              <w:t>task_device_relation</w:t>
+            </w:r>
+          </w:p>
+        </w:tc>
+        <w:tc>
+          <w:tcPr>
+            <w:tcW w:type="dxa" w:w="2880"/>
+          </w:tcPr>
+          <w:p>
+            <w:pPr>
+              <w:spacing w:before="40" w:after="40"/>
+            </w:pPr>
+            <w:r>
+              <w:rPr>
+                <w:rFonts w:ascii="宋体" w:hAnsi="宋体" w:eastAsia="宋体"/>
+                <w:sz w:val="21"/>
+              </w:rPr>
+              <w:t>任务-设备关联表</w:t>
+            </w:r>
+          </w:p>
+        </w:tc>
+        <w:tc>
+          <w:tcPr>
+            <w:tcW w:type="dxa" w:w="2880"/>
+          </w:tcPr>
+          <w:p>
+            <w:pPr>
+              <w:spacing w:before="40" w:after="40"/>
+            </w:pPr>
+            <w:r>
+              <w:rPr>
+                <w:rFonts w:ascii="宋体" w:hAnsi="宋体" w:eastAsia="宋体"/>
+                <w:sz w:val="21"/>
+              </w:rPr>
+              <w:t>测试任务与设备的多对多关联</w:t>
+            </w:r>
+          </w:p>
+        </w:tc>
+      </w:tr>
+      <w:tr>
+        <w:tc>
+          <w:tcPr>
+            <w:tcW w:type="dxa" w:w="2880"/>
+          </w:tcPr>
+          <w:p>
+            <w:pPr>
+              <w:spacing w:before="40" w:after="40"/>
+            </w:pPr>
+            <w:r>
+              <w:rPr>
+                <w:rFonts w:ascii="宋体" w:hAnsi="宋体" w:eastAsia="宋体"/>
+                <w:sz w:val="21"/>
+              </w:rPr>
+              <w:t>test_case_executions</w:t>
+            </w:r>
+          </w:p>
+        </w:tc>
+        <w:tc>
+          <w:tcPr>
+            <w:tcW w:type="dxa" w:w="2880"/>
+          </w:tcPr>
+          <w:p>
+            <w:pPr>
+              <w:spacing w:before="40" w:after="40"/>
+            </w:pPr>
+            <w:r>
+              <w:rPr>
+                <w:rFonts w:ascii="宋体" w:hAnsi="宋体" w:eastAsia="宋体"/>
+                <w:sz w:val="21"/>
+              </w:rPr>
+              <w:t>用例执行结果表</w:t>
+            </w:r>
+          </w:p>
+        </w:tc>
+        <w:tc>
+          <w:tcPr>
+            <w:tcW w:type="dxa" w:w="2880"/>
+          </w:tcPr>
+          <w:p>
+            <w:pPr>
+              <w:spacing w:before="40" w:after="40"/>
+            </w:pPr>
+            <w:r>
+              <w:rPr>
+                <w:rFonts w:ascii="宋体" w:hAnsi="宋体" w:eastAsia="宋体"/>
+                <w:sz w:val="21"/>
+              </w:rPr>
+              <w:t>测试用例执行结果，关联任务与迭代</w:t>
+            </w:r>
+          </w:p>
+        </w:tc>
+      </w:tr>
+      <w:tr>
+        <w:tc>
+          <w:tcPr>
+            <w:tcW w:type="dxa" w:w="2880"/>
+          </w:tcPr>
+          <w:p>
+            <w:pPr>
+              <w:spacing w:before="40" w:after="40"/>
+            </w:pPr>
+            <w:r>
+              <w:rPr>
+                <w:rFonts w:ascii="宋体" w:hAnsi="宋体" w:eastAsia="宋体"/>
+                <w:sz w:val="21"/>
+              </w:rPr>
+              <w:t>task_folders</w:t>
+            </w:r>
+          </w:p>
+        </w:tc>
+        <w:tc>
+          <w:tcPr>
+            <w:tcW w:type="dxa" w:w="2880"/>
+          </w:tcPr>
+          <w:p>
+            <w:pPr>
+              <w:spacing w:before="40" w:after="40"/>
+            </w:pPr>
+            <w:r>
+              <w:rPr>
+                <w:rFonts w:ascii="宋体" w:hAnsi="宋体" w:eastAsia="宋体"/>
+                <w:sz w:val="21"/>
+              </w:rPr>
+              <w:t>任务文件夹表</w:t>
+            </w:r>
+          </w:p>
+        </w:tc>
+        <w:tc>
+          <w:tcPr>
+            <w:tcW w:type="dxa" w:w="2880"/>
+          </w:tcPr>
+          <w:p>
+            <w:pPr>
+              <w:spacing w:before="40" w:after="40"/>
+            </w:pPr>
+            <w:r>
+              <w:rPr>
+                <w:rFonts w:ascii="宋体" w:hAnsi="宋体" w:eastAsia="宋体"/>
+                <w:sz w:val="21"/>
+              </w:rPr>
+              <w:t>任务文件夹，按任务类型分组</w:t>
+            </w:r>
+          </w:p>
+        </w:tc>
+      </w:tr>
+      <w:tr>
+        <w:tc>
+          <w:tcPr>
+            <w:tcW w:type="dxa" w:w="2880"/>
+          </w:tcPr>
+          <w:p>
+            <w:pPr>
+              <w:spacing w:before="40" w:after="40"/>
+            </w:pPr>
+            <w:r>
+              <w:rPr>
+                <w:rFonts w:ascii="宋体" w:hAnsi="宋体" w:eastAsia="宋体"/>
+                <w:sz w:val="21"/>
+              </w:rPr>
+              <w:t>test_tasks</w:t>
+            </w:r>
+          </w:p>
+        </w:tc>
+        <w:tc>
+          <w:tcPr>
+            <w:tcW w:type="dxa" w:w="2880"/>
+          </w:tcPr>
+          <w:p>
+            <w:pPr>
+              <w:spacing w:before="40" w:after="40"/>
+            </w:pPr>
+            <w:r>
+              <w:rPr>
+                <w:rFonts w:ascii="宋体" w:hAnsi="宋体" w:eastAsia="宋体"/>
+                <w:sz w:val="21"/>
+              </w:rPr>
+              <w:t>测试任务表</w:t>
+            </w:r>
+          </w:p>
+        </w:tc>
+        <w:tc>
+          <w:tcPr>
+            <w:tcW w:type="dxa" w:w="2880"/>
+          </w:tcPr>
+          <w:p>
+            <w:pPr>
+              <w:spacing w:before="40" w:after="40"/>
+            </w:pPr>
+            <w:r>
+              <w:rPr>
+                <w:rFonts w:ascii="宋体" w:hAnsi="宋体" w:eastAsia="宋体"/>
+                <w:sz w:val="21"/>
+              </w:rPr>
+              <w:t>测试任务</w:t>
+            </w:r>
+          </w:p>
+        </w:tc>
+      </w:tr>
+      <w:tr>
+        <w:tc>
+          <w:tcPr>
+            <w:tcW w:type="dxa" w:w="2880"/>
+          </w:tcPr>
+          <w:p>
+            <w:pPr>
+              <w:spacing w:before="40" w:after="40"/>
+            </w:pPr>
+            <w:r>
+              <w:rPr>
+                <w:rFonts w:ascii="宋体" w:hAnsi="宋体" w:eastAsia="宋体"/>
+                <w:sz w:val="21"/>
+              </w:rPr>
+              <w:t>reports</w:t>
+            </w:r>
+          </w:p>
+        </w:tc>
+        <w:tc>
+          <w:tcPr>
+            <w:tcW w:type="dxa" w:w="2880"/>
+          </w:tcPr>
+          <w:p>
+            <w:pPr>
+              <w:spacing w:before="40" w:after="40"/>
+            </w:pPr>
+            <w:r>
+              <w:rPr>
+                <w:rFonts w:ascii="宋体" w:hAnsi="宋体" w:eastAsia="宋体"/>
+                <w:sz w:val="21"/>
+              </w:rPr>
+              <w:t>报告表</w:t>
+            </w:r>
+          </w:p>
+        </w:tc>
+        <w:tc>
+          <w:tcPr>
+            <w:tcW w:type="dxa" w:w="2880"/>
+          </w:tcPr>
+          <w:p>
+            <w:pPr>
+              <w:spacing w:before="40" w:after="40"/>
+            </w:pPr>
+            <w:r>
+              <w:rPr>
+                <w:rFonts w:ascii="宋体" w:hAnsi="宋体" w:eastAsia="宋体"/>
+                <w:sz w:val="21"/>
+              </w:rPr>
+              <w:t>任务执行完成时的数据快照，列表与详情以快照为准</w:t>
+            </w:r>
+          </w:p>
+        </w:tc>
+      </w:tr>
+      <w:tr>
+        <w:tc>
+          <w:tcPr>
+            <w:tcW w:type="dxa" w:w="2880"/>
+            <w:tcBorders>
+              <w:bottom w:val="single" w:sz="12" w:color="000000"/>
+            </w:tcBorders>
+          </w:tcPr>
+          <w:p>
+            <w:pPr>
+              <w:spacing w:before="40" w:after="40"/>
+            </w:pPr>
+            <w:r>
+              <w:rPr>
+                <w:rFonts w:ascii="宋体" w:hAnsi="宋体" w:eastAsia="宋体"/>
+                <w:sz w:val="21"/>
+              </w:rPr>
+              <w:t>notifications</w:t>
+            </w:r>
+          </w:p>
+        </w:tc>
+        <w:tc>
+          <w:tcPr>
+            <w:tcW w:type="dxa" w:w="2880"/>
+            <w:tcBorders>
+              <w:bottom w:val="single" w:sz="12" w:color="000000"/>
+            </w:tcBorders>
+          </w:tcPr>
+          <w:p>
+            <w:pPr>
+              <w:spacing w:before="40" w:after="40"/>
+            </w:pPr>
+            <w:r>
+              <w:rPr>
+                <w:rFonts w:ascii="宋体" w:hAnsi="宋体" w:eastAsia="宋体"/>
+                <w:sz w:val="21"/>
+              </w:rPr>
+              <w:t>通知表</w:t>
+            </w:r>
+          </w:p>
+        </w:tc>
+        <w:tc>
+          <w:tcPr>
+            <w:tcW w:type="dxa" w:w="2880"/>
+            <w:tcBorders>
+              <w:bottom w:val="single" w:sz="12" w:color="000000"/>
+            </w:tcBorders>
+          </w:tcPr>
+          <w:p>
+            <w:pPr>
+              <w:spacing w:before="40" w:after="40"/>
+            </w:pPr>
+            <w:r>
+              <w:rPr>
+                <w:rFonts w:ascii="宋体" w:hAnsi="宋体" w:eastAsia="宋体"/>
+                <w:sz w:val="21"/>
+              </w:rPr>
+              <w:t>消息通知，按接收人维度存储</w:t>
+            </w:r>
+          </w:p>
+        </w:tc>
+      </w:tr>
+    </w:tbl>
+    <w:p>
+      <w:pPr>
+        <w:spacing w:after="240"/>
+      </w:pPr>
+    </w:p>
     <w:p>
       <w:pPr>
         <w:spacing w:before="0" w:after="120"/>
